--- a/dist/BO_NOP_HOAN_CHINH_2026-06/1_papers/P5_IJOEM/04_ban_dich_vi.docx
+++ b/dist/BO_NOP_HOAN_CHINH_2026-06/1_papers/P5_IJOEM/04_ban_dich_vi.docx
@@ -534,7 +534,7 @@
         <w:pStyle w:val="BodyText"/>
       </w:pPr>
       <w:r>
-        <w:t xml:space="preserve">Trung Quốc cung cấp một bối cảnh đặc biệt thuận lợi. WBES đã thực hiện cùng một công cụ khảo sát cốt lõi vào năm 2012 và 2024, tạo ra dữ liệu vi mô có thể so sánh như panel bao phủ một thập kỷ thay đổi cấu trúc, nâng cấp chế tạo, tái định hướng xuất khẩu theo sáng kiến Vành đai và Con đường, lan tỏa nền tảng số và cú sốc COVID-19. Sử dụng hai đợt khảo sát này, nghiên cứu giải quyết hai câu hỏi nghiên cứu:</w:t>
+        <w:t xml:space="preserve">Trung Quốc cung cấp một bối cảnh đặc biệt thuận lợi. WBES đã thực hiện cùng một công cụ khảo sát cốt lõi vào năm 2012 và 2024, tạo ra dữ liệu vi mô có thể so sánh như dữ liệu bảng bao phủ một thập kỷ thay đổi cấu trúc, nâng cấp chế tạo, tái định hướng xuất khẩu theo sáng kiến Vành đai và Con đường, lan tỏa nền tảng số và cú sốc COVID-19. Sử dụng hai đợt khảo sát này, nghiên cứu giải quyết hai câu hỏi nghiên cứu:</w:t>
       </w:r>
     </w:p>
     <w:p>
@@ -1289,7 +1289,7 @@
         <w:pStyle w:val="FirstParagraph"/>
       </w:pPr>
       <w:r>
-        <w:t xml:space="preserve">Tất cả mô hình được ước lượng bằng Bình phương nhỏ nhất thông thường (Ordinary Least Squares, OLS) với sai số chuẩn vững Eicker–Huber–White (HC1) (MacKinnon và White, 1985) trong đặc tả gộp. Hai đợt khảo sát WBES Trung Quốc là các mặt cắt ngang lặp lại độc lập, không phải một panel cấp doanh nghiệp được ghép nối: cơ chế ẩn danh của WBES không cho phép liên kết từng doanh nghiệp giữa hai đợt 2012 và 2024 (xem Mục 5.4). Các so sánh xuyên đợt dựa trên kiểm định bằng nhau hệ số Paternoster thay vì biến thiên trong doanh nghiệp. Đặc tả chính (M2) bao gồm FSTS, FSTS², lnEmp, firmage và foreigndummy.</w:t>
+        <w:t xml:space="preserve">Tất cả mô hình được ước lượng bằng Bình phương nhỏ nhất thông thường (Ordinary Least Squares, OLS) với sai số chuẩn vững Eicker–Huber–White (HC1) (MacKinnon và White, 1985) trong đặc tả gộp. Hai đợt khảo sát WBES Trung Quốc là các mặt cắt ngang lặp lại độc lập, không phải một bộ dữ liệu bảng cấp doanh nghiệp được ghép nối: cơ chế ẩn danh của WBES không cho phép liên kết từng doanh nghiệp giữa hai đợt 2012 và 2024 (xem Mục 5.4). Các so sánh xuyên đợt dựa trên kiểm định bằng nhau hệ số Paternoster thay vì biến thiên trong doanh nghiệp. Đặc tả chính (M2) bao gồm FSTS, FSTS², lnEmp, firmage và foreigndummy.</w:t>
       </w:r>
     </w:p>
     <w:p>
@@ -3820,7 +3820,7 @@
         <w:pStyle w:val="FirstParagraph"/>
       </w:pPr>
       <w:r>
-        <w:t xml:space="preserve">Bốn giới hạn suy luận cần lưu ý. Thứ nhất, vì dữ liệu WBES là mặt cắt ngang trong mỗi đợt và khớp panel qua 2012 và 2024 không thể thực hiện do ẩn danh hóa WBES, phân tích ổn định theo thời gian không thể diễn giải là thay đổi trong doanh nghiệp; nó so sánh các mặt cắt ngang đại diện dân số, và các tuyên bố nhân quả dọc đòi hỏi thiết kế panel được khớp như trong một số bổ sung WBES theo quốc gia (Hitt et al., 1997). Thứ hai, năng suất lao động (log doanh thu/lao động) lẫn lộn xu hướng tiền lương và đào sâu vốn, nên các kết luận về hiệu quả sản xuất thay vì tỷ lệ doanh thu-trên-nhân viên vẫn mang tính thận trọng; kiểm định vững TFP Levinsohn–Petrin (Mục 4.6) giải quyết một phần mối lo này, dù nó đưa vào các giả định hàm sản xuất riêng (Shaver, 2020). Thứ ba, tổng hợp TCI_full dựa trên các mục WBES tự khai, đưa vào sai lệch phương pháp chung trong mỗi đợt; công việc trong tương lai có thể đối chiếu với dữ liệu hành chính bằng sáng chế hoặc đăng ký chứng nhận để kiểm tra tính hiệu lực của chỉ số. Thứ tư, biến đại diện nhị phân đơn lẻ DAI_core không thể hỗ trợ kết luận mạnh về năng lực số như một construct; cần chỉ số nhiều mục (Verhoef et al., 2021) để kiểm định đường dẫn trung gian TCI–DAI một cách nghiêm ngặt.</w:t>
+        <w:t xml:space="preserve">Bốn giới hạn suy luận cần lưu ý. Thứ nhất, vì dữ liệu WBES là mặt cắt ngang trong mỗi đợt và khớp dữ liệu bảng qua 2012 và 2024 không thể thực hiện do ẩn danh hóa WBES, phân tích ổn định theo thời gian không thể diễn giải là thay đổi trong doanh nghiệp; nó so sánh các mặt cắt ngang đại diện dân số, và các tuyên bố nhân quả dọc đòi hỏi thiết kế dữ liệu bảng được khớp như trong một số bổ sung WBES theo quốc gia (Hitt et al., 1997). Thứ hai, năng suất lao động (log doanh thu/lao động) lẫn lộn xu hướng tiền lương và đào sâu vốn, nên các kết luận về hiệu quả sản xuất thay vì tỷ lệ doanh thu-trên-nhân viên vẫn mang tính thận trọng; kiểm định vững TFP Levinsohn–Petrin (Mục 4.6) giải quyết một phần mối lo này, dù nó đưa vào các giả định hàm sản xuất riêng (Shaver, 2020). Thứ ba, tổng hợp TCI_full dựa trên các mục WBES tự khai, đưa vào sai lệch phương pháp chung trong mỗi đợt; công việc trong tương lai có thể đối chiếu với dữ liệu hành chính bằng sáng chế hoặc đăng ký chứng nhận để kiểm tra tính hiệu lực của chỉ số. Thứ tư, biến đại diện nhị phân đơn lẻ DAI_core không thể hỗ trợ kết luận mạnh về năng lực số như một construct; cần chỉ số nhiều mục (Verhoef et al., 2021) để kiểm định đường dẫn trung gian TCI–DAI một cách nghiêm ngặt.</w:t>
       </w:r>
     </w:p>
     <w:bookmarkEnd w:id="57"/>
@@ -3838,7 +3838,7 @@
         <w:pStyle w:val="FirstParagraph"/>
       </w:pPr>
       <w:r>
-        <w:t xml:space="preserve">Một số hướng nổi lên từ nghiên cứu này. Thứ nhất, công việc trong tương lai nên sử dụng dữ liệu panel WBES (khi sẵn có cho các quốc gia khác) để kiểm định động trong doanh nghiệp của ngưỡng I–P. Thứ hai, sự tăng cường dịch chuyển mức TCI_full giữa các đợt mời gọi điều tra các cơ chế qua đó năng lực công nghệ trở nên tăng cường năng suất hơn giữa 2012 và 2024. Thứ ba, biến đại diện năng lực số có thể được làm phong phú hơn bằng các mục thương mại điện tử và bán hàng nền tảng mới nổi của WBES (sẵn có trong một số đợt quốc gia), cho phép kiểm định nghiêm ngặt hơn về đường dẫn trung gian TCI–DAI. Độc giả lưu ý rằng một phân tích đồng hành (Đỗ &amp; Phan, 2026) xem xét trích xuất chỉ-chế-tạo và điều tiết vị trí GVC sử dụng cùng các đợt WBES; bản thảo hiện tại tập trung vào khung doanh nghiệp tư nhân đầy đủ và ổn định ngưỡng.</w:t>
+        <w:t xml:space="preserve">Một số hướng nổi lên từ nghiên cứu này. Thứ nhất, công việc trong tương lai nên sử dụng dữ liệu bảng WBES (khi sẵn có cho các quốc gia khác) để kiểm định động trong doanh nghiệp của ngưỡng I–P. Thứ hai, sự tăng cường dịch chuyển mức TCI_full giữa các đợt mời gọi điều tra các cơ chế qua đó năng lực công nghệ trở nên tăng cường năng suất hơn giữa 2012 và 2024. Thứ ba, biến đại diện năng lực số có thể được làm phong phú hơn bằng các mục thương mại điện tử và bán hàng nền tảng mới nổi của WBES (sẵn có trong một số đợt quốc gia), cho phép kiểm định nghiêm ngặt hơn về đường dẫn trung gian TCI–DAI. Độc giả lưu ý rằng một phân tích đồng hành (Đỗ &amp; Phan, 2026) xem xét trích xuất chỉ-chế-tạo và điều tiết vị trí GVC sử dụng cùng các đợt WBES; bản thảo hiện tại tập trung vào khung doanh nghiệp tư nhân đầy đủ và ổn định ngưỡng.</w:t>
       </w:r>
     </w:p>
     <w:p>
